--- a/module3/Hướng dẫn H2.docx
+++ b/module3/Hướng dẫn H2.docx
@@ -1,6 +1,6 @@
 
 <file path=word/document.xml><?xml version="1.0" encoding="utf-8"?>
-<w:document xmlns:wpc="http://schemas.microsoft.com/office/word/2010/wordprocessingCanvas" xmlns:cx="http://schemas.microsoft.com/office/drawing/2014/chartex" xmlns:mc="http://schemas.openxmlformats.org/markup-compatibility/2006" xmlns:o="urn:schemas-microsoft-com:office:office" xmlns:r="http://schemas.openxmlformats.org/officeDocument/2006/relationships" xmlns:m="http://schemas.openxmlformats.org/officeDocument/2006/math" xmlns:v="urn:schemas-microsoft-com:vml" xmlns:wp14="http://schemas.microsoft.com/office/word/2010/wordprocessingDrawing" xmlns:wp="http://schemas.openxmlformats.org/drawingml/2006/wordprocessingDrawing" xmlns:w10="urn:schemas-microsoft-com:office:word" xmlns:w="http://schemas.openxmlformats.org/wordprocessingml/2006/main" xmlns:w14="http://schemas.microsoft.com/office/word/2010/wordml" xmlns:w15="http://schemas.microsoft.com/office/word/2012/wordml" xmlns:w16se="http://schemas.microsoft.com/office/word/2015/wordml/symex" xmlns:wpg="http://schemas.microsoft.com/office/word/2010/wordprocessingGroup" xmlns:wpi="http://schemas.microsoft.com/office/word/2010/wordprocessingInk" xmlns:wne="http://schemas.microsoft.com/office/word/2006/wordml" xmlns:wps="http://schemas.microsoft.com/office/word/2010/wordprocessingShape" mc:Ignorable="w14 w15 w16se wp14">
+<w:document xmlns:wpc="http://schemas.microsoft.com/office/word/2010/wordprocessingCanvas" xmlns:cx="http://schemas.microsoft.com/office/drawing/2014/chartex" xmlns:cx1="http://schemas.microsoft.com/office/drawing/2015/9/8/chartex" xmlns:cx2="http://schemas.microsoft.com/office/drawing/2015/10/21/chartex" xmlns:cx3="http://schemas.microsoft.com/office/drawing/2016/5/9/chartex" xmlns:cx4="http://schemas.microsoft.com/office/drawing/2016/5/10/chartex" xmlns:cx5="http://schemas.microsoft.com/office/drawing/2016/5/11/chartex" xmlns:cx6="http://schemas.microsoft.com/office/drawing/2016/5/12/chartex" xmlns:cx7="http://schemas.microsoft.com/office/drawing/2016/5/13/chartex" xmlns:cx8="http://schemas.microsoft.com/office/drawing/2016/5/14/chartex" xmlns:mc="http://schemas.openxmlformats.org/markup-compatibility/2006" xmlns:aink="http://schemas.microsoft.com/office/drawing/2016/ink" xmlns:am3d="http://schemas.microsoft.com/office/drawing/2017/model3d" xmlns:o="urn:schemas-microsoft-com:office:office" xmlns:oel="http://schemas.microsoft.com/office/2019/extlst" xmlns:r="http://schemas.openxmlformats.org/officeDocument/2006/relationships" xmlns:m="http://schemas.openxmlformats.org/officeDocument/2006/math" xmlns:v="urn:schemas-microsoft-com:vml" xmlns:wp14="http://schemas.microsoft.com/office/word/2010/wordprocessingDrawing" xmlns:wp="http://schemas.openxmlformats.org/drawingml/2006/wordprocessingDrawing" xmlns:w10="urn:schemas-microsoft-com:office:word" xmlns:w="http://schemas.openxmlformats.org/wordprocessingml/2006/main" xmlns:w14="http://schemas.microsoft.com/office/word/2010/wordml" xmlns:w15="http://schemas.microsoft.com/office/word/2012/wordml" xmlns:w16cex="http://schemas.microsoft.com/office/word/2018/wordml/cex" xmlns:w16cid="http://schemas.microsoft.com/office/word/2016/wordml/cid" xmlns:w16="http://schemas.microsoft.com/office/word/2018/wordml" xmlns:w16du="http://schemas.microsoft.com/office/word/2023/wordml/word16du" xmlns:w16sdtdh="http://schemas.microsoft.com/office/word/2020/wordml/sdtdatahash" xmlns:w16sdtfl="http://schemas.microsoft.com/office/word/2024/wordml/sdtformatlock" xmlns:w16se="http://schemas.microsoft.com/office/word/2015/wordml/symex" xmlns:wpg="http://schemas.microsoft.com/office/word/2010/wordprocessingGroup" xmlns:wpi="http://schemas.microsoft.com/office/word/2010/wordprocessingInk" xmlns:wne="http://schemas.microsoft.com/office/word/2006/wordml" xmlns:wps="http://schemas.microsoft.com/office/word/2010/wordprocessingShape" mc:Ignorable="w14 w15 w16se w16cid w16 w16cex w16sdtdh w16sdtfl w16du wp14">
   <w:body>
     <w:p>
       <w:pPr>
@@ -129,7 +129,7 @@
           <w:szCs w:val="28"/>
         </w:rPr>
         <w:drawing>
-          <wp:inline distT="0" distB="0" distL="0" distR="0">
+          <wp:inline distT="0" distB="0" distL="0" distR="0" wp14:anchorId="42BA6ADD" wp14:editId="522613EF">
             <wp:extent cx="6637020" cy="2834640"/>
             <wp:effectExtent l="0" t="0" r="0" b="3810"/>
             <wp:docPr id="2" name="Picture 2"/>
@@ -303,6 +303,14 @@
           <w:sz w:val="28"/>
           <w:szCs w:val="28"/>
         </w:rPr>
+        <w:t xml:space="preserve">Vào file </w:t>
+      </w:r>
+      <w:r>
+        <w:rPr>
+          <w:rFonts w:ascii="Times New Roman" w:hAnsi="Times New Roman" w:cs="Times New Roman"/>
+          <w:sz w:val="28"/>
+          <w:szCs w:val="28"/>
+        </w:rPr>
         <w:t>a</w:t>
       </w:r>
       <w:r>
@@ -313,6 +321,14 @@
         </w:rPr>
         <w:t>pplication.properties</w:t>
       </w:r>
+      <w:r>
+        <w:rPr>
+          <w:rFonts w:ascii="Times New Roman" w:hAnsi="Times New Roman" w:cs="Times New Roman"/>
+          <w:sz w:val="28"/>
+          <w:szCs w:val="28"/>
+        </w:rPr>
+        <w:t xml:space="preserve"> copy dòng code bên dưới</w:t>
+      </w:r>
     </w:p>
     <w:p>
       <w:pPr>
@@ -439,7 +455,23 @@
           <w:sz w:val="28"/>
           <w:szCs w:val="28"/>
         </w:rPr>
-        <w:t>Start project, truy cập http://localhost:8080/h2-console</w:t>
+        <w:t>Start project, truy cập</w:t>
+      </w:r>
+      <w:r>
+        <w:rPr>
+          <w:rFonts w:ascii="Times New Roman" w:hAnsi="Times New Roman" w:cs="Times New Roman"/>
+          <w:sz w:val="28"/>
+          <w:szCs w:val="28"/>
+        </w:rPr>
+        <w:t xml:space="preserve"> link</w:t>
+      </w:r>
+      <w:r>
+        <w:rPr>
+          <w:rFonts w:ascii="Times New Roman" w:hAnsi="Times New Roman" w:cs="Times New Roman"/>
+          <w:sz w:val="28"/>
+          <w:szCs w:val="28"/>
+        </w:rPr>
+        <w:t xml:space="preserve"> http://localhost:8080/h2-console</w:t>
       </w:r>
     </w:p>
     <w:p>
@@ -541,7 +573,7 @@
         </w:rPr>
         <w:lastRenderedPageBreak/>
         <w:drawing>
-          <wp:inline distT="0" distB="0" distL="0" distR="0">
+          <wp:inline distT="0" distB="0" distL="0" distR="0" wp14:anchorId="6A0E39F5" wp14:editId="3ED24FF5">
             <wp:extent cx="5042346" cy="2331720"/>
             <wp:effectExtent l="0" t="0" r="6350" b="0"/>
             <wp:docPr id="5" name="Picture 5"/>
@@ -619,7 +651,7 @@
           <w:szCs w:val="28"/>
         </w:rPr>
         <w:drawing>
-          <wp:inline distT="0" distB="0" distL="0" distR="0">
+          <wp:inline distT="0" distB="0" distL="0" distR="0" wp14:anchorId="25524FAF" wp14:editId="61C7B2B5">
             <wp:extent cx="6637020" cy="1280160"/>
             <wp:effectExtent l="0" t="0" r="0" b="0"/>
             <wp:docPr id="6" name="Picture 6"/>
@@ -832,7 +864,7 @@
           <w:szCs w:val="28"/>
         </w:rPr>
         <w:drawing>
-          <wp:inline distT="0" distB="0" distL="0" distR="0">
+          <wp:inline distT="0" distB="0" distL="0" distR="0" wp14:anchorId="451FA431" wp14:editId="69EACEDB">
             <wp:extent cx="2941320" cy="2095500"/>
             <wp:effectExtent l="0" t="0" r="0" b="0"/>
             <wp:docPr id="4" name="Picture 4"/>
@@ -1344,7 +1376,7 @@
           <w:szCs w:val="28"/>
         </w:rPr>
         <w:drawing>
-          <wp:inline distT="0" distB="0" distL="0" distR="0">
+          <wp:inline distT="0" distB="0" distL="0" distR="0" wp14:anchorId="700E8657" wp14:editId="7844AF30">
             <wp:extent cx="4564380" cy="2616003"/>
             <wp:effectExtent l="0" t="0" r="7620" b="0"/>
             <wp:docPr id="8" name="Picture 8"/>
@@ -1804,7 +1836,7 @@
           <w:szCs w:val="28"/>
         </w:rPr>
         <w:drawing>
-          <wp:inline distT="0" distB="0" distL="0" distR="0">
+          <wp:inline distT="0" distB="0" distL="0" distR="0" wp14:anchorId="7E01C0BD" wp14:editId="244C200D">
             <wp:extent cx="5113020" cy="2133600"/>
             <wp:effectExtent l="0" t="0" r="0" b="0"/>
             <wp:docPr id="10" name="Picture 10"/>
@@ -1920,8 +1952,6 @@
           <w:szCs w:val="28"/>
         </w:rPr>
       </w:pPr>
-      <w:bookmarkStart w:id="0" w:name="_GoBack"/>
-      <w:bookmarkEnd w:id="0"/>
     </w:p>
     <w:p>
       <w:pPr>
@@ -2046,20 +2076,158 @@
         <w:spacing w:after="0"/>
         <w:rPr>
           <w:rFonts w:ascii="Times New Roman" w:hAnsi="Times New Roman" w:cs="Times New Roman"/>
-          <w:sz w:val="28"/>
-          <w:szCs w:val="28"/>
-        </w:rPr>
-      </w:pPr>
-    </w:p>
-    <w:p>
-      <w:pPr>
-        <w:spacing w:after="0"/>
-        <w:rPr>
-          <w:rFonts w:ascii="Times New Roman" w:hAnsi="Times New Roman" w:cs="Times New Roman"/>
-          <w:sz w:val="28"/>
-          <w:szCs w:val="28"/>
-        </w:rPr>
-      </w:pPr>
+          <w:b/>
+          <w:bCs/>
+          <w:sz w:val="28"/>
+          <w:szCs w:val="28"/>
+        </w:rPr>
+      </w:pPr>
+      <w:r>
+        <w:rPr>
+          <w:rFonts w:ascii="Times New Roman" w:hAnsi="Times New Roman" w:cs="Times New Roman"/>
+          <w:b/>
+          <w:bCs/>
+          <w:sz w:val="28"/>
+          <w:szCs w:val="28"/>
+        </w:rPr>
+        <w:t>Bài tập</w:t>
+      </w:r>
+    </w:p>
+    <w:p>
+      <w:pPr>
+        <w:spacing w:after="0"/>
+        <w:rPr>
+          <w:rFonts w:ascii="Times New Roman" w:hAnsi="Times New Roman" w:cs="Times New Roman"/>
+          <w:sz w:val="28"/>
+          <w:szCs w:val="28"/>
+        </w:rPr>
+      </w:pPr>
+    </w:p>
+    <w:p>
+      <w:pPr>
+        <w:spacing w:after="0"/>
+        <w:rPr>
+          <w:rFonts w:ascii="Times New Roman" w:hAnsi="Times New Roman" w:cs="Times New Roman"/>
+          <w:sz w:val="28"/>
+          <w:szCs w:val="28"/>
+        </w:rPr>
+      </w:pPr>
+      <w:r>
+        <w:rPr>
+          <w:rFonts w:ascii="Times New Roman" w:hAnsi="Times New Roman" w:cs="Times New Roman"/>
+          <w:sz w:val="28"/>
+          <w:szCs w:val="28"/>
+        </w:rPr>
+        <w:t>Tạo table accounts có các cột:</w:t>
+      </w:r>
+    </w:p>
+    <w:p>
+      <w:pPr>
+        <w:spacing w:after="0"/>
+        <w:rPr>
+          <w:rFonts w:ascii="Times New Roman" w:hAnsi="Times New Roman" w:cs="Times New Roman"/>
+          <w:sz w:val="28"/>
+          <w:szCs w:val="28"/>
+        </w:rPr>
+      </w:pPr>
+      <w:r>
+        <w:rPr>
+          <w:rFonts w:ascii="Times New Roman" w:hAnsi="Times New Roman" w:cs="Times New Roman"/>
+          <w:sz w:val="28"/>
+          <w:szCs w:val="28"/>
+        </w:rPr>
+        <w:t xml:space="preserve">id, username, password, firstname, lastname, email, phone, </w:t>
+      </w:r>
+      <w:r>
+        <w:rPr>
+          <w:rFonts w:ascii="Times New Roman" w:hAnsi="Times New Roman" w:cs="Times New Roman"/>
+          <w:sz w:val="28"/>
+          <w:szCs w:val="28"/>
+        </w:rPr>
+        <w:t>role</w:t>
+      </w:r>
+    </w:p>
+    <w:p>
+      <w:pPr>
+        <w:spacing w:after="0"/>
+        <w:rPr>
+          <w:rFonts w:ascii="Times New Roman" w:hAnsi="Times New Roman" w:cs="Times New Roman"/>
+          <w:sz w:val="28"/>
+          <w:szCs w:val="28"/>
+        </w:rPr>
+      </w:pPr>
+    </w:p>
+    <w:p>
+      <w:pPr>
+        <w:spacing w:after="0"/>
+        <w:rPr>
+          <w:rFonts w:ascii="Times New Roman" w:hAnsi="Times New Roman" w:cs="Times New Roman"/>
+          <w:sz w:val="28"/>
+          <w:szCs w:val="28"/>
+        </w:rPr>
+      </w:pPr>
+      <w:r>
+        <w:rPr>
+          <w:rFonts w:ascii="Times New Roman" w:hAnsi="Times New Roman" w:cs="Times New Roman"/>
+          <w:sz w:val="28"/>
+          <w:szCs w:val="28"/>
+        </w:rPr>
+        <w:t>password là 1234</w:t>
+      </w:r>
+    </w:p>
+    <w:p>
+      <w:pPr>
+        <w:spacing w:after="0"/>
+        <w:rPr>
+          <w:rFonts w:ascii="Times New Roman" w:hAnsi="Times New Roman" w:cs="Times New Roman"/>
+          <w:sz w:val="28"/>
+          <w:szCs w:val="28"/>
+        </w:rPr>
+      </w:pPr>
+      <w:r>
+        <w:rPr>
+          <w:rFonts w:ascii="Times New Roman" w:hAnsi="Times New Roman" w:cs="Times New Roman"/>
+          <w:sz w:val="28"/>
+          <w:szCs w:val="28"/>
+        </w:rPr>
+        <w:t>username là admin1, admin2, admin3 có role là 1</w:t>
+      </w:r>
+    </w:p>
+    <w:p>
+      <w:pPr>
+        <w:spacing w:after="0"/>
+        <w:rPr>
+          <w:rFonts w:ascii="Times New Roman" w:hAnsi="Times New Roman" w:cs="Times New Roman"/>
+          <w:sz w:val="28"/>
+          <w:szCs w:val="28"/>
+        </w:rPr>
+      </w:pPr>
+      <w:r>
+        <w:rPr>
+          <w:rFonts w:ascii="Times New Roman" w:hAnsi="Times New Roman" w:cs="Times New Roman"/>
+          <w:sz w:val="28"/>
+          <w:szCs w:val="28"/>
+        </w:rPr>
+        <w:t>username là user1, user2, … , user10 có role là 2</w:t>
+      </w:r>
+    </w:p>
+    <w:p>
+      <w:pPr>
+        <w:spacing w:after="0"/>
+        <w:rPr>
+          <w:rFonts w:ascii="Times New Roman" w:hAnsi="Times New Roman" w:cs="Times New Roman"/>
+          <w:sz w:val="28"/>
+          <w:szCs w:val="28"/>
+        </w:rPr>
+      </w:pPr>
+      <w:r>
+        <w:rPr>
+          <w:rFonts w:ascii="Times New Roman" w:hAnsi="Times New Roman" w:cs="Times New Roman"/>
+          <w:sz w:val="28"/>
+          <w:szCs w:val="28"/>
+        </w:rPr>
+        <w:t>email và phone là UNIQUE</w:t>
+      </w:r>
     </w:p>
     <w:sectPr>
       <w:pgSz w:w="11906" w:h="16838"/>
@@ -2072,7 +2240,7 @@
 </file>
 
 <file path=word/styles.xml><?xml version="1.0" encoding="utf-8"?>
-<w:styles xmlns:mc="http://schemas.openxmlformats.org/markup-compatibility/2006" xmlns:r="http://schemas.openxmlformats.org/officeDocument/2006/relationships" xmlns:w="http://schemas.openxmlformats.org/wordprocessingml/2006/main" xmlns:w14="http://schemas.microsoft.com/office/word/2010/wordml" xmlns:w15="http://schemas.microsoft.com/office/word/2012/wordml" xmlns:w16se="http://schemas.microsoft.com/office/word/2015/wordml/symex" mc:Ignorable="w14 w15 w16se">
+<w:styles xmlns:mc="http://schemas.openxmlformats.org/markup-compatibility/2006" xmlns:r="http://schemas.openxmlformats.org/officeDocument/2006/relationships" xmlns:w="http://schemas.openxmlformats.org/wordprocessingml/2006/main" xmlns:w14="http://schemas.microsoft.com/office/word/2010/wordml" xmlns:w15="http://schemas.microsoft.com/office/word/2012/wordml" xmlns:w16cex="http://schemas.microsoft.com/office/word/2018/wordml/cex" xmlns:w16cid="http://schemas.microsoft.com/office/word/2016/wordml/cid" xmlns:w16="http://schemas.microsoft.com/office/word/2018/wordml" xmlns:w16du="http://schemas.microsoft.com/office/word/2023/wordml/word16du" xmlns:w16sdtdh="http://schemas.microsoft.com/office/word/2020/wordml/sdtdatahash" xmlns:w16sdtfl="http://schemas.microsoft.com/office/word/2024/wordml/sdtformatlock" xmlns:w16se="http://schemas.microsoft.com/office/word/2015/wordml/symex" mc:Ignorable="w14 w15 w16se w16cid w16 w16cex w16sdtdh w16sdtfl w16du">
   <w:docDefaults>
     <w:rPrDefault>
       <w:rPr>
@@ -2088,7 +2256,7 @@
       </w:pPr>
     </w:pPrDefault>
   </w:docDefaults>
-  <w:latentStyles w:defLockedState="0" w:defUIPriority="99" w:defSemiHidden="0" w:defUnhideWhenUsed="0" w:defQFormat="0" w:count="371">
+  <w:latentStyles w:defLockedState="0" w:defUIPriority="99" w:defSemiHidden="0" w:defUnhideWhenUsed="0" w:defQFormat="0" w:count="376">
     <w:lsdException w:name="Normal" w:uiPriority="0" w:qFormat="1"/>
     <w:lsdException w:name="heading 1" w:uiPriority="9" w:qFormat="1"/>
     <w:lsdException w:name="heading 2" w:semiHidden="1" w:uiPriority="9" w:unhideWhenUsed="1" w:qFormat="1"/>
@@ -2460,6 +2628,11 @@
     <w:lsdException w:name="List Table 5 Dark Accent 6" w:uiPriority="50"/>
     <w:lsdException w:name="List Table 6 Colorful Accent 6" w:uiPriority="51"/>
     <w:lsdException w:name="List Table 7 Colorful Accent 6" w:uiPriority="52"/>
+    <w:lsdException w:name="Mention" w:semiHidden="1" w:unhideWhenUsed="1"/>
+    <w:lsdException w:name="Smart Hyperlink" w:semiHidden="1" w:unhideWhenUsed="1"/>
+    <w:lsdException w:name="Hashtag" w:semiHidden="1" w:unhideWhenUsed="1"/>
+    <w:lsdException w:name="Unresolved Mention" w:semiHidden="1" w:unhideWhenUsed="1"/>
+    <w:lsdException w:name="Smart Link" w:semiHidden="1" w:unhideWhenUsed="1"/>
   </w:latentStyles>
   <w:style w:type="paragraph" w:default="1" w:styleId="Normal">
     <w:name w:val="Normal"/>
